--- a/notes/central-europe-industrial-divergence/index.docx
+++ b/notes/central-europe-industrial-divergence/index.docx
@@ -501,7 +501,7 @@
         <w:pStyle w:val="FirstParagraph"/>
       </w:pPr>
       <w:r>
-        <w:t xml:space="preserve">Output growth momentum slowed from a pre-2022 mean of +0.448 per cent to a post-2022 mean of +0.147 per cent per quarter-on-quarter-style step, a shift of about 0.30 percentage points, which is meaningful but not catastrophic. The Chow tests at the three pre-specified dates give p-values of 0.22 for the financial crisis, 0.69 for the pandemic and 0.23 for the 2022 shock. None is significant. The slowdown is gradual. That is the basis for the headline: a gradual decoupling, not a structural break. The tests are honest about their limits: the post-shock sample is only a few dozen months, so low power could hide a real change, and the null of a cyclical divergence cannot be rejected either.</w:t>
+        <w:t xml:space="preserve">Output growth momentum slowed from a pre-2022 mean of +0.448 per cent to a post-2022 mean of +0.147 per cent per quarter-on-quarter-style step, a shift of about 0.30 percentage points, which is meaningful but not catastrophic. The Chow tests at the three pre-specified dates give p-values of 0.22 for the financial crisis, 0.69 for the pandemic and 0.23 for the 2022 shock. None is significant. The slowdown is gradual. That is the basis for the headline: a gradual decoupling, not a structural break. The tests state their scope: the post-shock sample is only a few dozen months, so low power could hide a real change, and the null of a cyclical divergence cannot be rejected either.</w:t>
       </w:r>
     </w:p>
     <w:bookmarkEnd w:id="21"/>
@@ -818,7 +818,7 @@
         <w:t xml:space="preserve"> </w:t>
       </w:r>
       <w:r>
-        <w:t xml:space="preserve">Fixing the neutral rate makes the verdict a conditional statement. The honest output is a band, not a point.</w:t>
+        <w:t xml:space="preserve">Fixing the neutral rate makes the verdict a conditional statement. The right output is a band, not a point.</w:t>
       </w:r>
     </w:p>
     <w:p>
@@ -844,13 +844,13 @@
       </w:r>
     </w:p>
     <w:bookmarkEnd w:id="33"/>
-    <w:bookmarkStart w:id="34" w:name="limits-and-next-steps"/>
+    <w:bookmarkStart w:id="34" w:name="scope-and-next-steps"/>
     <w:p>
       <w:pPr>
         <w:pStyle w:val="Heading2"/>
       </w:pPr>
       <w:r>
-        <w:t xml:space="preserve">Limits and next steps</w:t>
+        <w:t xml:space="preserve">Scope and next steps</w:t>
       </w:r>
     </w:p>
     <w:p>
@@ -900,7 +900,7 @@
         <w:t xml:space="preserve"> </w:t>
       </w:r>
       <w:r>
-        <w:t xml:space="preserve">are generated from simulated data built to share the structure of the analysis (its variables, horizons and frequencies). They show how the method works and what its output looks like; they are not the project’s results. Results stated in the text are the project’s own. Methods are described at the level of a methods section. Code and data pipelines are not reproduced here.</w:t>
+        <w:t xml:space="preserve">are generated from simulated data built to share the structure of the analysis (its variables, horizons and frequencies). They show how each method works and what its output looks like. Results stated in the text, and figures that give a source, are the project’s own. Methods are described at the level of a methods section. Code and data pipelines are not reproduced here.</w:t>
       </w:r>
     </w:p>
     <w:bookmarkEnd w:id="35"/>

--- a/notes/central-europe-industrial-divergence/index.docx
+++ b/notes/central-europe-industrial-divergence/index.docx
@@ -858,7 +858,15 @@
         <w:pStyle w:val="FirstParagraph"/>
       </w:pPr>
       <w:r>
-        <w:t xml:space="preserve">The post-2022 sample is short, so break tests have low power. A calendar of two full business cycles would be needed to call any change structural, and that is not available. Output and policy-rate series ended earlier than prices and labour costs in the vintage used, so some results are as of an earlier date and a few current-state figures came from outside the dataset and were used as context only. The margin proxy is an index gap, not firm-level profit. Real rates use realised inflation, not expectations, and yield spreads mix sovereign risk with monetary stance. The next step is a refresh to a common end date, a sensitivity band on the neutral rate, and a longer window.</w:t>
+        <w:t xml:space="preserve">The analysis is built to separate structural from cyclical divergence in Central European industry, combining break tests, a policy-rule check, margin and real-rate measures, and bond pricing.</w:t>
+      </w:r>
+    </w:p>
+    <w:p>
+      <w:pPr>
+        <w:pStyle w:val="BodyText"/>
+      </w:pPr>
+      <w:r>
+        <w:t xml:space="preserve">The natural extensions are three. First, refreshing every series to a common end date and re-running the break tests as the post-2022 sample lengthens toward two full cycles. Second, a sensitivity band around the neutral rate in the policy-rule check. Third, firm-level margin data and survey-based inflation expectations, to sharpen the profit and real-rate readings.</w:t>
       </w:r>
     </w:p>
     <w:bookmarkEnd w:id="34"/>
